--- a/docs/REPORT_5P.docx
+++ b/docs/REPORT_5P.docx
@@ -2440,7 +2440,7 @@
                 <w:sz w:val="16"/>
                 <w:szCs w:val="16"/>
               </w:rPr>
-              <w:t xml:space="preserve">CRUISE 0.10 m/s → AVOID 0.6m → RETURN 1.5m → STUCK</w:t>
+              <w:t xml:space="preserve">CRUISE 0.10 m/s → AVOID 0.6m → RETURN 0.6m → STUCK</w:t>
             </w:r>
           </w:p>
         </w:tc>

--- a/docs/REPORT_5P.docx
+++ b/docs/REPORT_5P.docx
@@ -230,8 +230,8 @@
         </w:tblBorders>
       </w:tblPr>
       <w:tblGrid>
-        <w:gridCol w:w="848"/>
-        <w:gridCol w:w="9358"/>
+        <w:gridCol w:w="875"/>
+        <w:gridCol w:w="9331"/>
       </w:tblGrid>
       <w:tr>
         <w:trPr>
@@ -240,7 +240,7 @@
         </w:trPr>
         <w:tc>
           <w:tcPr>
-            <w:tcW w:type="dxa" w:w="848"/>
+            <w:tcW w:type="dxa" w:w="875"/>
             <w:shd w:fill="2B3138" w:color="auto" w:val="clear"/>
             <w:tcMar>
               <w:top w:type="dxa" w:w="50"/>
@@ -265,7 +265,7 @@
         </w:tc>
         <w:tc>
           <w:tcPr>
-            <w:tcW w:type="dxa" w:w="9358"/>
+            <w:tcW w:type="dxa" w:w="9331"/>
             <w:shd w:fill="2B3138" w:color="auto" w:val="clear"/>
             <w:tcMar>
               <w:top w:type="dxa" w:w="50"/>
@@ -295,7 +295,7 @@
         </w:trPr>
         <w:tc>
           <w:tcPr>
-            <w:tcW w:type="dxa" w:w="848"/>
+            <w:tcW w:type="dxa" w:w="875"/>
             <w:tcMar>
               <w:top w:type="dxa" w:w="50"/>
               <w:left w:type="dxa" w:w="90"/>
@@ -317,7 +317,7 @@
         </w:tc>
         <w:tc>
           <w:tcPr>
-            <w:tcW w:type="dxa" w:w="9358"/>
+            <w:tcW w:type="dxa" w:w="9331"/>
             <w:tcMar>
               <w:top w:type="dxa" w:w="50"/>
               <w:left w:type="dxa" w:w="90"/>
@@ -344,7 +344,7 @@
         </w:trPr>
         <w:tc>
           <w:tcPr>
-            <w:tcW w:type="dxa" w:w="848"/>
+            <w:tcW w:type="dxa" w:w="875"/>
             <w:shd w:fill="F3F5F7" w:color="auto" w:val="clear"/>
             <w:tcMar>
               <w:top w:type="dxa" w:w="50"/>
@@ -367,7 +367,7 @@
         </w:tc>
         <w:tc>
           <w:tcPr>
-            <w:tcW w:type="dxa" w:w="9358"/>
+            <w:tcW w:type="dxa" w:w="9331"/>
             <w:shd w:fill="F3F5F7" w:color="auto" w:val="clear"/>
             <w:tcMar>
               <w:top w:type="dxa" w:w="50"/>
@@ -395,45 +395,45 @@
         </w:trPr>
         <w:tc>
           <w:tcPr>
-            <w:tcW w:type="dxa" w:w="848"/>
-            <w:tcMar>
-              <w:top w:type="dxa" w:w="50"/>
-              <w:left w:type="dxa" w:w="90"/>
-              <w:bottom w:type="dxa" w:w="50"/>
-              <w:right w:type="dxa" w:w="90"/>
-            </w:tcMar>
-          </w:tcPr>
-          <w:p>
-            <w:r>
-              <w:rPr>
-                <w:rFonts w:ascii="Malgun Gothic" w:cs="Malgun Gothic" w:eastAsia="Malgun Gothic" w:hAnsi="Malgun Gothic"/>
-                <w:color w:val="22272E"/>
-                <w:sz w:val="16"/>
-                <w:szCs w:val="16"/>
-              </w:rPr>
-              <w:t xml:space="preserve">팀</w:t>
-            </w:r>
-          </w:p>
-        </w:tc>
-        <w:tc>
-          <w:tcPr>
-            <w:tcW w:type="dxa" w:w="9358"/>
-            <w:tcMar>
-              <w:top w:type="dxa" w:w="50"/>
-              <w:left w:type="dxa" w:w="90"/>
-              <w:bottom w:type="dxa" w:w="50"/>
-              <w:right w:type="dxa" w:w="90"/>
-            </w:tcMar>
-          </w:tcPr>
-          <w:p>
-            <w:r>
-              <w:rPr>
-                <w:rFonts w:ascii="Malgun Gothic" w:cs="Malgun Gothic" w:eastAsia="Malgun Gothic" w:hAnsi="Malgun Gothic"/>
-                <w:color w:val="22272E"/>
-                <w:sz w:val="16"/>
-                <w:szCs w:val="16"/>
-              </w:rPr>
-              <w:t xml:space="preserve">[팀명] — [팀장명], [팀원명] (국립한국해양대학교)</w:t>
+            <w:tcW w:type="dxa" w:w="875"/>
+            <w:tcMar>
+              <w:top w:type="dxa" w:w="50"/>
+              <w:left w:type="dxa" w:w="90"/>
+              <w:bottom w:type="dxa" w:w="50"/>
+              <w:right w:type="dxa" w:w="90"/>
+            </w:tcMar>
+          </w:tcPr>
+          <w:p>
+            <w:r>
+              <w:rPr>
+                <w:rFonts w:ascii="Malgun Gothic" w:cs="Malgun Gothic" w:eastAsia="Malgun Gothic" w:hAnsi="Malgun Gothic"/>
+                <w:color w:val="22272E"/>
+                <w:sz w:val="16"/>
+                <w:szCs w:val="16"/>
+              </w:rPr>
+              <w:t xml:space="preserve">신청구분 / 분야</w:t>
+            </w:r>
+          </w:p>
+        </w:tc>
+        <w:tc>
+          <w:tcPr>
+            <w:tcW w:type="dxa" w:w="9331"/>
+            <w:tcMar>
+              <w:top w:type="dxa" w:w="50"/>
+              <w:left w:type="dxa" w:w="90"/>
+              <w:bottom w:type="dxa" w:w="50"/>
+              <w:right w:type="dxa" w:w="90"/>
+            </w:tcMar>
+          </w:tcPr>
+          <w:p>
+            <w:r>
+              <w:rPr>
+                <w:rFonts w:ascii="Malgun Gothic" w:cs="Malgun Gothic" w:eastAsia="Malgun Gothic" w:hAnsi="Malgun Gothic"/>
+                <w:color w:val="22272E"/>
+                <w:sz w:val="16"/>
+                <w:szCs w:val="16"/>
+              </w:rPr>
+              <w:t xml:space="preserve">대학부 / 32 (3-2. 제조 피지컬 AI — MetaQuest2 VR 기반 피지컬 AI Agent)</w:t>
             </w:r>
           </w:p>
         </w:tc>
@@ -444,7 +444,7 @@
         </w:trPr>
         <w:tc>
           <w:tcPr>
-            <w:tcW w:type="dxa" w:w="848"/>
+            <w:tcW w:type="dxa" w:w="875"/>
             <w:shd w:fill="F3F5F7" w:color="auto" w:val="clear"/>
             <w:tcMar>
               <w:top w:type="dxa" w:w="50"/>
@@ -461,13 +461,113 @@
                 <w:sz w:val="16"/>
                 <w:szCs w:val="16"/>
               </w:rPr>
+              <w:t xml:space="preserve">팀</w:t>
+            </w:r>
+          </w:p>
+        </w:tc>
+        <w:tc>
+          <w:tcPr>
+            <w:tcW w:type="dxa" w:w="9331"/>
+            <w:shd w:fill="F3F5F7" w:color="auto" w:val="clear"/>
+            <w:tcMar>
+              <w:top w:type="dxa" w:w="50"/>
+              <w:left w:type="dxa" w:w="90"/>
+              <w:bottom w:type="dxa" w:w="50"/>
+              <w:right w:type="dxa" w:w="90"/>
+            </w:tcMar>
+          </w:tcPr>
+          <w:p>
+            <w:r>
+              <w:rPr>
+                <w:rFonts w:ascii="Malgun Gothic" w:cs="Malgun Gothic" w:eastAsia="Malgun Gothic" w:hAnsi="Malgun Gothic"/>
+                <w:color w:val="22272E"/>
+                <w:sz w:val="16"/>
+                <w:szCs w:val="16"/>
+              </w:rPr>
+              <w:t xml:space="preserve">[팀명] (국립한국해양대학교)</w:t>
+            </w:r>
+          </w:p>
+        </w:tc>
+      </w:tr>
+      <w:tr>
+        <w:trPr>
+          <w:cantSplit/>
+        </w:trPr>
+        <w:tc>
+          <w:tcPr>
+            <w:tcW w:type="dxa" w:w="875"/>
+            <w:tcMar>
+              <w:top w:type="dxa" w:w="50"/>
+              <w:left w:type="dxa" w:w="90"/>
+              <w:bottom w:type="dxa" w:w="50"/>
+              <w:right w:type="dxa" w:w="90"/>
+            </w:tcMar>
+          </w:tcPr>
+          <w:p>
+            <w:r>
+              <w:rPr>
+                <w:rFonts w:ascii="Malgun Gothic" w:cs="Malgun Gothic" w:eastAsia="Malgun Gothic" w:hAnsi="Malgun Gothic"/>
+                <w:color w:val="22272E"/>
+                <w:sz w:val="16"/>
+                <w:szCs w:val="16"/>
+              </w:rPr>
+              <w:t xml:space="preserve">팀원·역할</w:t>
+            </w:r>
+          </w:p>
+        </w:tc>
+        <w:tc>
+          <w:tcPr>
+            <w:tcW w:type="dxa" w:w="9331"/>
+            <w:tcMar>
+              <w:top w:type="dxa" w:w="50"/>
+              <w:left w:type="dxa" w:w="90"/>
+              <w:bottom w:type="dxa" w:w="50"/>
+              <w:right w:type="dxa" w:w="90"/>
+            </w:tcMar>
+          </w:tcPr>
+          <w:p>
+            <w:r>
+              <w:rPr>
+                <w:rFonts w:ascii="Malgun Gothic" w:cs="Malgun Gothic" w:eastAsia="Malgun Gothic" w:hAnsi="Malgun Gothic"/>
+                <w:color w:val="22272E"/>
+                <w:sz w:val="16"/>
+                <w:szCs w:val="16"/>
+              </w:rPr>
+              <w:t xml:space="preserve">[팀장명]: [역할] / [팀원명]: [역할]</w:t>
+            </w:r>
+          </w:p>
+        </w:tc>
+      </w:tr>
+      <w:tr>
+        <w:trPr>
+          <w:cantSplit/>
+        </w:trPr>
+        <w:tc>
+          <w:tcPr>
+            <w:tcW w:type="dxa" w:w="875"/>
+            <w:shd w:fill="F3F5F7" w:color="auto" w:val="clear"/>
+            <w:tcMar>
+              <w:top w:type="dxa" w:w="50"/>
+              <w:left w:type="dxa" w:w="90"/>
+              <w:bottom w:type="dxa" w:w="50"/>
+              <w:right w:type="dxa" w:w="90"/>
+            </w:tcMar>
+          </w:tcPr>
+          <w:p>
+            <w:r>
+              <w:rPr>
+                <w:rFonts w:ascii="Malgun Gothic" w:cs="Malgun Gothic" w:eastAsia="Malgun Gothic" w:hAnsi="Malgun Gothic"/>
+                <w:color w:val="22272E"/>
+                <w:sz w:val="16"/>
+                <w:szCs w:val="16"/>
+              </w:rPr>
               <w:t xml:space="preserve">저장소</w:t>
             </w:r>
           </w:p>
         </w:tc>
         <w:tc>
           <w:tcPr>
-            <w:tcW w:type="dxa" w:w="9358"/>
+            <w:tcW w:type="dxa" w:w="9331"/>
             <w:shd w:fill="F3F5F7" w:color="auto" w:val="clear"/>
             <w:tcMar>
               <w:top w:type="dxa" w:w="50"/>
@@ -484,7 +584,7 @@
                 <w:sz w:val="16"/>
                 <w:szCs w:val="16"/>
               </w:rPr>
-              <w:t xml:space="preserve">제출 ZIP </w:t>
+              <w:t xml:space="preserve">https://github.com/hun1105/gohst_rider (공개, 브랜치 </w:t>
             </w:r>
             <w:r>
               <w:rPr>
@@ -493,16 +593,16 @@
                 <w:sz w:val="15"/>
                 <w:szCs w:val="15"/>
               </w:rPr>
-              <w:t xml:space="preserve">source_code.zip</w:t>
-            </w:r>
-            <w:r>
-              <w:rPr>
-                <w:rFonts w:ascii="Malgun Gothic" w:cs="Malgun Gothic" w:eastAsia="Malgun Gothic" w:hAnsi="Malgun Gothic"/>
-                <w:color w:val="22272E"/>
-                <w:sz w:val="16"/>
-                <w:szCs w:val="16"/>
-              </w:rPr>
-              <w:t xml:space="preserve"> (실행 순서: </w:t>
+              <w:t xml:space="preserve">agent/claude</w:t>
+            </w:r>
+            <w:r>
+              <w:rPr>
+                <w:rFonts w:ascii="Malgun Gothic" w:cs="Malgun Gothic" w:eastAsia="Malgun Gothic" w:hAnsi="Malgun Gothic"/>
+                <w:color w:val="22272E"/>
+                <w:sz w:val="16"/>
+                <w:szCs w:val="16"/>
+              </w:rPr>
+              <w:t xml:space="preserve">), 제출 ZIP </w:t>
             </w:r>
             <w:r>
               <w:rPr>
@@ -511,16 +611,25 @@
                 <w:sz w:val="15"/>
                 <w:szCs w:val="15"/>
               </w:rPr>
+              <w:t xml:space="preserve">source_code.zip</w:t>
+            </w:r>
+            <w:r>
+              <w:rPr>
+                <w:rFonts w:ascii="Malgun Gothic" w:cs="Malgun Gothic" w:eastAsia="Malgun Gothic" w:hAnsi="Malgun Gothic"/>
+                <w:color w:val="22272E"/>
+                <w:sz w:val="16"/>
+                <w:szCs w:val="16"/>
+              </w:rPr>
+              <w:t xml:space="preserve">. 실행 순서 </w:t>
+            </w:r>
+            <w:r>
+              <w:rPr>
+                <w:rFonts w:ascii="Consolas" w:cs="Consolas" w:eastAsia="Malgun Gothic" w:hAnsi="Consolas"/>
+                <w:color w:val="22272E"/>
+                <w:sz w:val="15"/>
+                <w:szCs w:val="15"/>
+              </w:rPr>
               <w:t xml:space="preserve">launch/README.md</w:t>
-            </w:r>
-            <w:r>
-              <w:rPr>
-                <w:rFonts w:ascii="Malgun Gothic" w:cs="Malgun Gothic" w:eastAsia="Malgun Gothic" w:hAnsi="Malgun Gothic"/>
-                <w:color w:val="22272E"/>
-                <w:sz w:val="16"/>
-                <w:szCs w:val="16"/>
-              </w:rPr>
-              <w:t xml:space="preserve">)</w:t>
             </w:r>
           </w:p>
         </w:tc>
@@ -716,7 +825,7 @@
           <w:sz w:val="18"/>
           <w:szCs w:val="18"/>
         </w:rPr>
-        <w:t xml:space="preserve">: 멈춘 로봇은 관리자가 현장까지 걸어가 조작해야 풀린다. 그동안 같은 통로의 흐름이 막힌다.</w:t>
+        <w:t xml:space="preserve">: 멈춘 로봇은 관리자가 현장까지 걸어가 조작해야 풀린다. 그동안 같은 통로의 흐름이 막힌다. 로봇 분야는 이 부담을 사람 개입 간 평균 시간(MTBI)으로 측정하고[6], AGV 인수 시험도 가용률을 평가 항목으로 둔다[7].</w:t>
       </w:r>
     </w:p>
     <w:p>
@@ -987,6 +1096,36 @@
         <w:t xml:space="preserve">그림 1. 시스템 아키텍처 — 안전 게이트를 통과한 속도만 /cmd_vel로 나간다 (20 Hz)</w:t>
       </w:r>
     </w:p>
+    <w:p>
+      <w:pPr>
+        <w:pStyle w:val="ListParagraph"/>
+        <w:numPr>
+          <w:ilvl w:val="0"/>
+          <w:numId w:val="2"/>
+        </w:numPr>
+        <w:spacing w:after="40"/>
+      </w:pPr>
+      <w:r>
+        <w:rPr>
+          <w:rFonts w:ascii="Malgun Gothic" w:cs="Malgun Gothic" w:eastAsia="Malgun Gothic" w:hAnsi="Malgun Gothic"/>
+          <w:b/>
+          <w:bCs/>
+          <w:color w:val="22272E"/>
+          <w:sz w:val="18"/>
+          <w:szCs w:val="18"/>
+        </w:rPr>
+        <w:t xml:space="preserve">3 Tier</w:t>
+      </w:r>
+      <w:r>
+        <w:rPr>
+          <w:rFonts w:ascii="Malgun Gothic" w:cs="Malgun Gothic" w:eastAsia="Malgun Gothic" w:hAnsi="Malgun Gothic"/>
+          <w:color w:val="22272E"/>
+          <w:sz w:val="18"/>
+          <w:szCs w:val="18"/>
+        </w:rPr>
+        <w:t xml:space="preserve">: ① 현장(Physical Field) — TurtleBot3 2대·LiDAR·카메라 ② AI 릴레이(Agent) — 20 Hz 판단·안전 게이트·경로 계산 ③ 디지털 트윈·VR — Unity 관제 맵·Quest 콕핏.</w:t>
+      </w:r>
+    </w:p>
     <w:tbl>
       <w:tblPr>
         <w:tblW w:type="dxa" w:w="10206"/>
@@ -1941,6 +2080,49 @@
         <w:spacing w:after="60"/>
       </w:pPr>
     </w:p>
+    <w:p>
+      <w:pPr>
+        <w:spacing w:after="50"/>
+      </w:pPr>
+      <w:r>
+        <w:rPr>
+          <w:rFonts w:ascii="Malgun Gothic" w:cs="Malgun Gothic" w:eastAsia="Malgun Gothic" w:hAnsi="Malgun Gothic"/>
+          <w:b/>
+          <w:bCs/>
+          <w:color w:val="22272E"/>
+          <w:sz w:val="18"/>
+          <w:szCs w:val="18"/>
+        </w:rPr>
+        <w:t xml:space="preserve">정지·탈출 판단 (조건 → 방법 → 결과)</w:t>
+      </w:r>
+      <w:r>
+        <w:rPr>
+          <w:rFonts w:ascii="Malgun Gothic" w:cs="Malgun Gothic" w:eastAsia="Malgun Gothic" w:hAnsi="Malgun Gothic"/>
+          <w:color w:val="22272E"/>
+          <w:sz w:val="18"/>
+          <w:szCs w:val="18"/>
+        </w:rPr>
+        <w:t xml:space="preserve">: 조건 — 전방 LiDAR &lt; 0.35m 또는 로봇 간 중심 거리 &lt; 0.3m이면 전진 지령 0, 정지·알림. 방법 — 5° 간격 72방향마다 로봇 폭 회랑의 여유 d(h)를 재고 0.5m 미만은 버린 뒤 </w:t>
+      </w:r>
+      <w:r>
+        <w:rPr>
+          <w:rFonts w:ascii="Consolas" w:cs="Consolas" w:eastAsia="Malgun Gothic" w:hAnsi="Consolas"/>
+          <w:color w:val="22272E"/>
+          <w:sz w:val="17"/>
+          <w:szCs w:val="17"/>
+        </w:rPr>
+        <w:t xml:space="preserve">d(h) − 0.25·|h|</w:t>
+      </w:r>
+      <w:r>
+        <w:rPr>
+          <w:rFonts w:ascii="Malgun Gothic" w:cs="Malgun Gothic" w:eastAsia="Malgun Gothic" w:hAnsi="Malgun Gothic"/>
+          <w:color w:val="22272E"/>
+          <w:sz w:val="18"/>
+          <w:szCs w:val="18"/>
+        </w:rPr>
+        <w:t xml:space="preserve"> 최대 방향 선택. 결과 — 그 방향을 카메라 영상 바닥에 경로 띠·선회 화살표로 그리고, 전진은 막은 채 후진(후방 0.20m 가드)·회전은 사람이 조작.</w:t>
+      </w:r>
+    </w:p>
     <w:tbl>
       <w:tblPr>
         <w:tblW w:type="dxa" w:w="10206"/>
@@ -1954,9 +2136,9 @@
         </w:tblBorders>
       </w:tblPr>
       <w:tblGrid>
-        <w:gridCol w:w="864"/>
-        <w:gridCol w:w="4577"/>
-        <w:gridCol w:w="4765"/>
+        <w:gridCol w:w="863"/>
+        <w:gridCol w:w="4401"/>
+        <w:gridCol w:w="4942"/>
       </w:tblGrid>
       <w:tr>
         <w:trPr>
@@ -1965,7 +2147,7 @@
         </w:trPr>
         <w:tc>
           <w:tcPr>
-            <w:tcW w:type="dxa" w:w="864"/>
+            <w:tcW w:type="dxa" w:w="863"/>
             <w:shd w:fill="2B3138" w:color="auto" w:val="clear"/>
             <w:tcMar>
               <w:top w:type="dxa" w:w="50"/>
@@ -1990,7 +2172,7 @@
         </w:tc>
         <w:tc>
           <w:tcPr>
-            <w:tcW w:type="dxa" w:w="4577"/>
+            <w:tcW w:type="dxa" w:w="4401"/>
             <w:shd w:fill="2B3138" w:color="auto" w:val="clear"/>
             <w:tcMar>
               <w:top w:type="dxa" w:w="50"/>
@@ -2015,7 +2197,7 @@
         </w:tc>
         <w:tc>
           <w:tcPr>
-            <w:tcW w:type="dxa" w:w="4765"/>
+            <w:tcW w:type="dxa" w:w="4942"/>
             <w:shd w:fill="2B3138" w:color="auto" w:val="clear"/>
             <w:tcMar>
               <w:top w:type="dxa" w:w="50"/>
@@ -2045,7 +2227,7 @@
         </w:trPr>
         <w:tc>
           <w:tcPr>
-            <w:tcW w:type="dxa" w:w="864"/>
+            <w:tcW w:type="dxa" w:w="863"/>
             <w:tcMar>
               <w:top w:type="dxa" w:w="50"/>
               <w:left w:type="dxa" w:w="90"/>
@@ -2067,7 +2249,7 @@
         </w:tc>
         <w:tc>
           <w:tcPr>
-            <w:tcW w:type="dxa" w:w="4577"/>
+            <w:tcW w:type="dxa" w:w="4401"/>
             <w:tcMar>
               <w:top w:type="dxa" w:w="50"/>
               <w:left w:type="dxa" w:w="90"/>
@@ -2089,7 +2271,7 @@
         </w:tc>
         <w:tc>
           <w:tcPr>
-            <w:tcW w:type="dxa" w:w="4765"/>
+            <w:tcW w:type="dxa" w:w="4942"/>
             <w:tcMar>
               <w:top w:type="dxa" w:w="50"/>
               <w:left w:type="dxa" w:w="90"/>
@@ -2152,7 +2334,7 @@
         </w:trPr>
         <w:tc>
           <w:tcPr>
-            <w:tcW w:type="dxa" w:w="864"/>
+            <w:tcW w:type="dxa" w:w="863"/>
             <w:shd w:fill="F3F5F7" w:color="auto" w:val="clear"/>
             <w:tcMar>
               <w:top w:type="dxa" w:w="50"/>
@@ -2175,7 +2357,7 @@
         </w:tc>
         <w:tc>
           <w:tcPr>
-            <w:tcW w:type="dxa" w:w="4577"/>
+            <w:tcW w:type="dxa" w:w="4401"/>
             <w:shd w:fill="F3F5F7" w:color="auto" w:val="clear"/>
             <w:tcMar>
               <w:top w:type="dxa" w:w="50"/>
@@ -2198,7 +2380,7 @@
         </w:tc>
         <w:tc>
           <w:tcPr>
-            <w:tcW w:type="dxa" w:w="4765"/>
+            <w:tcW w:type="dxa" w:w="4942"/>
             <w:shd w:fill="F3F5F7" w:color="auto" w:val="clear"/>
             <w:tcMar>
               <w:top w:type="dxa" w:w="50"/>
@@ -2226,7 +2408,7 @@
         </w:trPr>
         <w:tc>
           <w:tcPr>
-            <w:tcW w:type="dxa" w:w="864"/>
+            <w:tcW w:type="dxa" w:w="863"/>
             <w:tcMar>
               <w:top w:type="dxa" w:w="50"/>
               <w:left w:type="dxa" w:w="90"/>
@@ -2248,7 +2430,7 @@
         </w:tc>
         <w:tc>
           <w:tcPr>
-            <w:tcW w:type="dxa" w:w="4577"/>
+            <w:tcW w:type="dxa" w:w="4401"/>
             <w:tcMar>
               <w:top w:type="dxa" w:w="50"/>
               <w:left w:type="dxa" w:w="90"/>
@@ -2270,7 +2452,7 @@
         </w:tc>
         <w:tc>
           <w:tcPr>
-            <w:tcW w:type="dxa" w:w="4765"/>
+            <w:tcW w:type="dxa" w:w="4942"/>
             <w:tcMar>
               <w:top w:type="dxa" w:w="50"/>
               <w:left w:type="dxa" w:w="90"/>
@@ -2297,7 +2479,7 @@
         </w:trPr>
         <w:tc>
           <w:tcPr>
-            <w:tcW w:type="dxa" w:w="864"/>
+            <w:tcW w:type="dxa" w:w="863"/>
             <w:shd w:fill="F3F5F7" w:color="auto" w:val="clear"/>
             <w:tcMar>
               <w:top w:type="dxa" w:w="50"/>
@@ -2320,7 +2502,7 @@
         </w:tc>
         <w:tc>
           <w:tcPr>
-            <w:tcW w:type="dxa" w:w="4577"/>
+            <w:tcW w:type="dxa" w:w="4401"/>
             <w:shd w:fill="F3F5F7" w:color="auto" w:val="clear"/>
             <w:tcMar>
               <w:top w:type="dxa" w:w="50"/>
@@ -2343,7 +2525,7 @@
         </w:tc>
         <w:tc>
           <w:tcPr>
-            <w:tcW w:type="dxa" w:w="4765"/>
+            <w:tcW w:type="dxa" w:w="4942"/>
             <w:shd w:fill="F3F5F7" w:color="auto" w:val="clear"/>
             <w:tcMar>
               <w:top w:type="dxa" w:w="50"/>
@@ -2380,7 +2562,7 @@
         </w:trPr>
         <w:tc>
           <w:tcPr>
-            <w:tcW w:type="dxa" w:w="864"/>
+            <w:tcW w:type="dxa" w:w="863"/>
             <w:tcMar>
               <w:top w:type="dxa" w:w="50"/>
               <w:left w:type="dxa" w:w="90"/>
@@ -2402,7 +2584,7 @@
         </w:tc>
         <w:tc>
           <w:tcPr>
-            <w:tcW w:type="dxa" w:w="4577"/>
+            <w:tcW w:type="dxa" w:w="4401"/>
             <w:tcMar>
               <w:top w:type="dxa" w:w="50"/>
               <w:left w:type="dxa" w:w="90"/>
@@ -2424,23 +2606,41 @@
         </w:tc>
         <w:tc>
           <w:tcPr>
-            <w:tcW w:type="dxa" w:w="4765"/>
-            <w:tcMar>
-              <w:top w:type="dxa" w:w="50"/>
-              <w:left w:type="dxa" w:w="90"/>
-              <w:bottom w:type="dxa" w:w="50"/>
-              <w:right w:type="dxa" w:w="90"/>
-            </w:tcMar>
-          </w:tcPr>
-          <w:p>
-            <w:r>
-              <w:rPr>
-                <w:rFonts w:ascii="Malgun Gothic" w:cs="Malgun Gothic" w:eastAsia="Malgun Gothic" w:hAnsi="Malgun Gothic"/>
-                <w:color w:val="22272E"/>
-                <w:sz w:val="16"/>
-                <w:szCs w:val="16"/>
-              </w:rPr>
-              <w:t xml:space="preserve">CRUISE 0.10 m/s → AVOID 0.6m → RETURN 0.6m → STUCK</w:t>
+            <w:tcW w:type="dxa" w:w="4942"/>
+            <w:tcMar>
+              <w:top w:type="dxa" w:w="50"/>
+              <w:left w:type="dxa" w:w="90"/>
+              <w:bottom w:type="dxa" w:w="50"/>
+              <w:right w:type="dxa" w:w="90"/>
+            </w:tcMar>
+          </w:tcPr>
+          <w:p>
+            <w:r>
+              <w:rPr>
+                <w:rFonts w:ascii="Malgun Gothic" w:cs="Malgun Gothic" w:eastAsia="Malgun Gothic" w:hAnsi="Malgun Gothic"/>
+                <w:color w:val="22272E"/>
+                <w:sz w:val="16"/>
+                <w:szCs w:val="16"/>
+              </w:rPr>
+              <w:t xml:space="preserve">기본 직진 0.10 m/s → 안전 조건 시 STUCK (회피·복귀는 </w:t>
+            </w:r>
+            <w:r>
+              <w:rPr>
+                <w:rFonts w:ascii="Consolas" w:cs="Consolas" w:eastAsia="Malgun Gothic" w:hAnsi="Consolas"/>
+                <w:color w:val="22272E"/>
+                <w:sz w:val="15"/>
+                <w:szCs w:val="15"/>
+              </w:rPr>
+              <w:t xml:space="preserve">--auto-steer</w:t>
+            </w:r>
+            <w:r>
+              <w:rPr>
+                <w:rFonts w:ascii="Malgun Gothic" w:cs="Malgun Gothic" w:eastAsia="Malgun Gothic" w:hAnsi="Malgun Gothic"/>
+                <w:color w:val="22272E"/>
+                <w:sz w:val="16"/>
+                <w:szCs w:val="16"/>
+              </w:rPr>
+              <w:t xml:space="preserve"> 선택)</w:t>
             </w:r>
           </w:p>
         </w:tc>
@@ -2786,7 +2986,7 @@
                 <w:sz w:val="16"/>
                 <w:szCs w:val="16"/>
               </w:rPr>
-              <w:t xml:space="preserve">가짜 rosbridge E2E 자동 시험 73항목, 실물 TB1·TB2 기동·토픽·주행 확인</w:t>
+              <w:t xml:space="preserve">가짜 rosbridge E2E 자동 시험 78항목, 실물 TB1·TB2 기동·토픽·주행 확인</w:t>
             </w:r>
           </w:p>
         </w:tc>
@@ -2952,7 +3152,7 @@
           <w:sz w:val="18"/>
           <w:szCs w:val="18"/>
         </w:rPr>
-        <w:t xml:space="preserve">: 각자 AUTO, 1.0m 안에서 만나면 둘 다 정지, 사람이 한 대를 골라 비켜준다.</w:t>
+        <w:t xml:space="preserve">: 각자 AUTO, 0.3m 안에서 만나면 둘 다 정지, 사람이 한 대를 골라 비켜준다.</w:t>
       </w:r>
     </w:p>
     <w:p>
@@ -3081,7 +3281,7 @@
           <w:sz w:val="21"/>
           <w:szCs w:val="21"/>
         </w:rPr>
-        <w:t xml:space="preserve">4.2 대표 테스트 5건</w:t>
+        <w:t xml:space="preserve">4.2 대표 테스트 5건 (현장 운영 시나리오)</w:t>
       </w:r>
     </w:p>
     <w:p>
@@ -3113,7 +3313,7 @@
           <w:sz w:val="18"/>
           <w:szCs w:val="18"/>
         </w:rPr>
-        <w:t xml:space="preserve"> 73항목 전부 통과 (가짜 rosbridge 2대가 실기와 같은 odom·scan 발행, 릴레이 </w:t>
+        <w:t xml:space="preserve"> 78항목 전부 통과, 같은 시험 10회 반복 무결점, 300초 부하 시험 안전 위반 0건 (가짜 rosbridge 2대가 실기와 같은 odom·scan 발행, 릴레이 </w:t>
       </w:r>
       <w:r>
         <w:rPr>
@@ -3151,6 +3351,333 @@
         </w:rPr>
         <w:t xml:space="preserve">).</w:t>
       </w:r>
+    </w:p>
+    <w:tbl>
+      <w:tblPr>
+        <w:tblW w:type="dxa" w:w="10206"/>
+        <w:tblBorders>
+          <w:top w:val="single" w:color="auto" w:sz="4"/>
+          <w:left w:val="single" w:color="auto" w:sz="4"/>
+          <w:bottom w:val="single" w:color="auto" w:sz="4"/>
+          <w:right w:val="single" w:color="auto" w:sz="4"/>
+          <w:insideH w:val="single" w:color="auto" w:sz="4"/>
+          <w:insideV w:val="single" w:color="auto" w:sz="4"/>
+        </w:tblBorders>
+      </w:tblPr>
+      <w:tblGrid>
+        <w:gridCol w:w="7886"/>
+        <w:gridCol w:w="2320"/>
+      </w:tblGrid>
+      <w:tr>
+        <w:trPr>
+          <w:cantSplit/>
+          <w:tblHeader/>
+        </w:trPr>
+        <w:tc>
+          <w:tcPr>
+            <w:tcW w:type="dxa" w:w="7886"/>
+            <w:shd w:fill="2B3138" w:color="auto" w:val="clear"/>
+            <w:tcMar>
+              <w:top w:type="dxa" w:w="50"/>
+              <w:left w:type="dxa" w:w="90"/>
+              <w:bottom w:type="dxa" w:w="50"/>
+              <w:right w:type="dxa" w:w="90"/>
+            </w:tcMar>
+          </w:tcPr>
+          <w:p>
+            <w:r>
+              <w:rPr>
+                <w:rFonts w:ascii="Malgun Gothic" w:cs="Malgun Gothic" w:eastAsia="Malgun Gothic" w:hAnsi="Malgun Gothic"/>
+                <w:b/>
+                <w:bCs/>
+                <w:color w:val="FFFFFF"/>
+                <w:sz w:val="16"/>
+                <w:szCs w:val="16"/>
+              </w:rPr>
+              <w:t xml:space="preserve">현장 시나리오</w:t>
+            </w:r>
+          </w:p>
+        </w:tc>
+        <w:tc>
+          <w:tcPr>
+            <w:tcW w:type="dxa" w:w="2320"/>
+            <w:shd w:fill="2B3138" w:color="auto" w:val="clear"/>
+            <w:tcMar>
+              <w:top w:type="dxa" w:w="50"/>
+              <w:left w:type="dxa" w:w="90"/>
+              <w:bottom w:type="dxa" w:w="50"/>
+              <w:right w:type="dxa" w:w="90"/>
+            </w:tcMar>
+          </w:tcPr>
+          <w:p>
+            <w:r>
+              <w:rPr>
+                <w:rFonts w:ascii="Malgun Gothic" w:cs="Malgun Gothic" w:eastAsia="Malgun Gothic" w:hAnsi="Malgun Gothic"/>
+                <w:b/>
+                <w:bCs/>
+                <w:color w:val="FFFFFF"/>
+                <w:sz w:val="16"/>
+                <w:szCs w:val="16"/>
+              </w:rPr>
+              <w:t xml:space="preserve">대응 TC</w:t>
+            </w:r>
+          </w:p>
+        </w:tc>
+      </w:tr>
+      <w:tr>
+        <w:trPr>
+          <w:cantSplit/>
+        </w:trPr>
+        <w:tc>
+          <w:tcPr>
+            <w:tcW w:type="dxa" w:w="7886"/>
+            <w:tcMar>
+              <w:top w:type="dxa" w:w="50"/>
+              <w:left w:type="dxa" w:w="90"/>
+              <w:bottom w:type="dxa" w:w="50"/>
+              <w:right w:type="dxa" w:w="90"/>
+            </w:tcMar>
+          </w:tcPr>
+          <w:p>
+            <w:r>
+              <w:rPr>
+                <w:rFonts w:ascii="Malgun Gothic" w:cs="Malgun Gothic" w:eastAsia="Malgun Gothic" w:hAnsi="Malgun Gothic"/>
+                <w:color w:val="22272E"/>
+                <w:sz w:val="16"/>
+                <w:szCs w:val="16"/>
+              </w:rPr>
+              <w:t xml:space="preserve">① 정면 돌발 장애물</w:t>
+            </w:r>
+          </w:p>
+        </w:tc>
+        <w:tc>
+          <w:tcPr>
+            <w:tcW w:type="dxa" w:w="2320"/>
+            <w:tcMar>
+              <w:top w:type="dxa" w:w="50"/>
+              <w:left w:type="dxa" w:w="90"/>
+              <w:bottom w:type="dxa" w:w="50"/>
+              <w:right w:type="dxa" w:w="90"/>
+            </w:tcMar>
+          </w:tcPr>
+          <w:p>
+            <w:r>
+              <w:rPr>
+                <w:rFonts w:ascii="Malgun Gothic" w:cs="Malgun Gothic" w:eastAsia="Malgun Gothic" w:hAnsi="Malgun Gothic"/>
+                <w:color w:val="22272E"/>
+                <w:sz w:val="16"/>
+                <w:szCs w:val="16"/>
+              </w:rPr>
+              <w:t xml:space="preserve">TC-01</w:t>
+            </w:r>
+          </w:p>
+        </w:tc>
+      </w:tr>
+      <w:tr>
+        <w:trPr>
+          <w:cantSplit/>
+        </w:trPr>
+        <w:tc>
+          <w:tcPr>
+            <w:tcW w:type="dxa" w:w="7886"/>
+            <w:shd w:fill="F3F5F7" w:color="auto" w:val="clear"/>
+            <w:tcMar>
+              <w:top w:type="dxa" w:w="50"/>
+              <w:left w:type="dxa" w:w="90"/>
+              <w:bottom w:type="dxa" w:w="50"/>
+              <w:right w:type="dxa" w:w="90"/>
+            </w:tcMar>
+          </w:tcPr>
+          <w:p>
+            <w:r>
+              <w:rPr>
+                <w:rFonts w:ascii="Malgun Gothic" w:cs="Malgun Gothic" w:eastAsia="Malgun Gothic" w:hAnsi="Malgun Gothic"/>
+                <w:color w:val="22272E"/>
+                <w:sz w:val="16"/>
+                <w:szCs w:val="16"/>
+              </w:rPr>
+              <w:t xml:space="preserve">② AGV 대향 마주침</w:t>
+            </w:r>
+          </w:p>
+        </w:tc>
+        <w:tc>
+          <w:tcPr>
+            <w:tcW w:type="dxa" w:w="2320"/>
+            <w:shd w:fill="F3F5F7" w:color="auto" w:val="clear"/>
+            <w:tcMar>
+              <w:top w:type="dxa" w:w="50"/>
+              <w:left w:type="dxa" w:w="90"/>
+              <w:bottom w:type="dxa" w:w="50"/>
+              <w:right w:type="dxa" w:w="90"/>
+            </w:tcMar>
+          </w:tcPr>
+          <w:p>
+            <w:r>
+              <w:rPr>
+                <w:rFonts w:ascii="Malgun Gothic" w:cs="Malgun Gothic" w:eastAsia="Malgun Gothic" w:hAnsi="Malgun Gothic"/>
+                <w:color w:val="22272E"/>
+                <w:sz w:val="16"/>
+                <w:szCs w:val="16"/>
+              </w:rPr>
+              <w:t xml:space="preserve">TC-02</w:t>
+            </w:r>
+          </w:p>
+        </w:tc>
+      </w:tr>
+      <w:tr>
+        <w:trPr>
+          <w:cantSplit/>
+        </w:trPr>
+        <w:tc>
+          <w:tcPr>
+            <w:tcW w:type="dxa" w:w="7886"/>
+            <w:tcMar>
+              <w:top w:type="dxa" w:w="50"/>
+              <w:left w:type="dxa" w:w="90"/>
+              <w:bottom w:type="dxa" w:w="50"/>
+              <w:right w:type="dxa" w:w="90"/>
+            </w:tcMar>
+          </w:tcPr>
+          <w:p>
+            <w:r>
+              <w:rPr>
+                <w:rFonts w:ascii="Malgun Gothic" w:cs="Malgun Gothic" w:eastAsia="Malgun Gothic" w:hAnsi="Malgun Gothic"/>
+                <w:color w:val="22272E"/>
+                <w:sz w:val="16"/>
+                <w:szCs w:val="16"/>
+              </w:rPr>
+              <w:t xml:space="preserve">③ 관제 → VR 원격 개입</w:t>
+            </w:r>
+          </w:p>
+        </w:tc>
+        <w:tc>
+          <w:tcPr>
+            <w:tcW w:type="dxa" w:w="2320"/>
+            <w:tcMar>
+              <w:top w:type="dxa" w:w="50"/>
+              <w:left w:type="dxa" w:w="90"/>
+              <w:bottom w:type="dxa" w:w="50"/>
+              <w:right w:type="dxa" w:w="90"/>
+            </w:tcMar>
+          </w:tcPr>
+          <w:p>
+            <w:r>
+              <w:rPr>
+                <w:rFonts w:ascii="Malgun Gothic" w:cs="Malgun Gothic" w:eastAsia="Malgun Gothic" w:hAnsi="Malgun Gothic"/>
+                <w:color w:val="22272E"/>
+                <w:sz w:val="16"/>
+                <w:szCs w:val="16"/>
+              </w:rPr>
+              <w:t xml:space="preserve">TC-03</w:t>
+            </w:r>
+          </w:p>
+        </w:tc>
+      </w:tr>
+      <w:tr>
+        <w:trPr>
+          <w:cantSplit/>
+        </w:trPr>
+        <w:tc>
+          <w:tcPr>
+            <w:tcW w:type="dxa" w:w="7886"/>
+            <w:shd w:fill="F3F5F7" w:color="auto" w:val="clear"/>
+            <w:tcMar>
+              <w:top w:type="dxa" w:w="50"/>
+              <w:left w:type="dxa" w:w="90"/>
+              <w:bottom w:type="dxa" w:w="50"/>
+              <w:right w:type="dxa" w:w="90"/>
+            </w:tcMar>
+          </w:tcPr>
+          <w:p>
+            <w:r>
+              <w:rPr>
+                <w:rFonts w:ascii="Malgun Gothic" w:cs="Malgun Gothic" w:eastAsia="Malgun Gothic" w:hAnsi="Malgun Gothic"/>
+                <w:color w:val="22272E"/>
+                <w:sz w:val="16"/>
+                <w:szCs w:val="16"/>
+              </w:rPr>
+              <w:t xml:space="preserve">④ 원격 조종·통신 두절</w:t>
+            </w:r>
+          </w:p>
+        </w:tc>
+        <w:tc>
+          <w:tcPr>
+            <w:tcW w:type="dxa" w:w="2320"/>
+            <w:shd w:fill="F3F5F7" w:color="auto" w:val="clear"/>
+            <w:tcMar>
+              <w:top w:type="dxa" w:w="50"/>
+              <w:left w:type="dxa" w:w="90"/>
+              <w:bottom w:type="dxa" w:w="50"/>
+              <w:right w:type="dxa" w:w="90"/>
+            </w:tcMar>
+          </w:tcPr>
+          <w:p>
+            <w:r>
+              <w:rPr>
+                <w:rFonts w:ascii="Malgun Gothic" w:cs="Malgun Gothic" w:eastAsia="Malgun Gothic" w:hAnsi="Malgun Gothic"/>
+                <w:color w:val="22272E"/>
+                <w:sz w:val="16"/>
+                <w:szCs w:val="16"/>
+              </w:rPr>
+              <w:t xml:space="preserve">TC-04</w:t>
+            </w:r>
+          </w:p>
+        </w:tc>
+      </w:tr>
+      <w:tr>
+        <w:trPr>
+          <w:cantSplit/>
+        </w:trPr>
+        <w:tc>
+          <w:tcPr>
+            <w:tcW w:type="dxa" w:w="7886"/>
+            <w:tcMar>
+              <w:top w:type="dxa" w:w="50"/>
+              <w:left w:type="dxa" w:w="90"/>
+              <w:bottom w:type="dxa" w:w="50"/>
+              <w:right w:type="dxa" w:w="90"/>
+            </w:tcMar>
+          </w:tcPr>
+          <w:p>
+            <w:r>
+              <w:rPr>
+                <w:rFonts w:ascii="Malgun Gothic" w:cs="Malgun Gothic" w:eastAsia="Malgun Gothic" w:hAnsi="Malgun Gothic"/>
+                <w:color w:val="22272E"/>
+                <w:sz w:val="16"/>
+                <w:szCs w:val="16"/>
+              </w:rPr>
+              <w:t xml:space="preserve">⑤ AUTO 정지 후 수동 탈출</w:t>
+            </w:r>
+          </w:p>
+        </w:tc>
+        <w:tc>
+          <w:tcPr>
+            <w:tcW w:type="dxa" w:w="2320"/>
+            <w:tcMar>
+              <w:top w:type="dxa" w:w="50"/>
+              <w:left w:type="dxa" w:w="90"/>
+              <w:bottom w:type="dxa" w:w="50"/>
+              <w:right w:type="dxa" w:w="90"/>
+            </w:tcMar>
+          </w:tcPr>
+          <w:p>
+            <w:r>
+              <w:rPr>
+                <w:rFonts w:ascii="Malgun Gothic" w:cs="Malgun Gothic" w:eastAsia="Malgun Gothic" w:hAnsi="Malgun Gothic"/>
+                <w:color w:val="22272E"/>
+                <w:sz w:val="16"/>
+                <w:szCs w:val="16"/>
+              </w:rPr>
+              <w:t xml:space="preserve">TC-05</w:t>
+            </w:r>
+          </w:p>
+        </w:tc>
+      </w:tr>
+    </w:tbl>
+    <w:p>
+      <w:pPr>
+        <w:spacing w:after="60"/>
+      </w:pPr>
     </w:p>
     <w:tbl>
       <w:tblPr>
@@ -3463,7 +3990,7 @@
                 <w:sz w:val="16"/>
                 <w:szCs w:val="16"/>
               </w:rPr>
-              <w:t xml:space="preserve">타 AGV 1.0m 회피</w:t>
+              <w:t xml:space="preserve">타 AGV 0.3m 회피</w:t>
             </w:r>
           </w:p>
         </w:tc>
@@ -4004,7 +4531,439 @@
           <w:sz w:val="21"/>
           <w:szCs w:val="21"/>
         </w:rPr>
-        <w:t xml:space="preserve">5.2 한계와 보완</w:t>
+        <w:t xml:space="preserve">5.2 기존 방식과 비교 (정성)</w:t>
+      </w:r>
+    </w:p>
+    <w:tbl>
+      <w:tblPr>
+        <w:tblW w:type="dxa" w:w="10206"/>
+        <w:tblBorders>
+          <w:top w:val="single" w:color="auto" w:sz="4"/>
+          <w:left w:val="single" w:color="auto" w:sz="4"/>
+          <w:bottom w:val="single" w:color="auto" w:sz="4"/>
+          <w:right w:val="single" w:color="auto" w:sz="4"/>
+          <w:insideH w:val="single" w:color="auto" w:sz="4"/>
+          <w:insideV w:val="single" w:color="auto" w:sz="4"/>
+        </w:tblBorders>
+      </w:tblPr>
+      <w:tblGrid>
+        <w:gridCol w:w="1276"/>
+        <w:gridCol w:w="1640"/>
+        <w:gridCol w:w="3645"/>
+        <w:gridCol w:w="3645"/>
+      </w:tblGrid>
+      <w:tr>
+        <w:trPr>
+          <w:cantSplit/>
+          <w:tblHeader/>
+        </w:trPr>
+        <w:tc>
+          <w:tcPr>
+            <w:tcW w:type="dxa" w:w="1276"/>
+            <w:shd w:fill="2B3138" w:color="auto" w:val="clear"/>
+            <w:tcMar>
+              <w:top w:type="dxa" w:w="50"/>
+              <w:left w:type="dxa" w:w="90"/>
+              <w:bottom w:type="dxa" w:w="50"/>
+              <w:right w:type="dxa" w:w="90"/>
+            </w:tcMar>
+          </w:tcPr>
+          <w:p>
+            <w:r>
+              <w:rPr>
+                <w:rFonts w:ascii="Malgun Gothic" w:cs="Malgun Gothic" w:eastAsia="Malgun Gothic" w:hAnsi="Malgun Gothic"/>
+                <w:b/>
+                <w:bCs/>
+                <w:color w:val="FFFFFF"/>
+                <w:sz w:val="16"/>
+                <w:szCs w:val="16"/>
+              </w:rPr>
+              <w:t xml:space="preserve">항목</w:t>
+            </w:r>
+          </w:p>
+        </w:tc>
+        <w:tc>
+          <w:tcPr>
+            <w:tcW w:type="dxa" w:w="1640"/>
+            <w:shd w:fill="2B3138" w:color="auto" w:val="clear"/>
+            <w:tcMar>
+              <w:top w:type="dxa" w:w="50"/>
+              <w:left w:type="dxa" w:w="90"/>
+              <w:bottom w:type="dxa" w:w="50"/>
+              <w:right w:type="dxa" w:w="90"/>
+            </w:tcMar>
+          </w:tcPr>
+          <w:p>
+            <w:r>
+              <w:rPr>
+                <w:rFonts w:ascii="Malgun Gothic" w:cs="Malgun Gothic" w:eastAsia="Malgun Gothic" w:hAnsi="Malgun Gothic"/>
+                <w:b/>
+                <w:bCs/>
+                <w:color w:val="FFFFFF"/>
+                <w:sz w:val="16"/>
+                <w:szCs w:val="16"/>
+              </w:rPr>
+              <w:t xml:space="preserve">보급형 AGV</w:t>
+            </w:r>
+          </w:p>
+        </w:tc>
+        <w:tc>
+          <w:tcPr>
+            <w:tcW w:type="dxa" w:w="3645"/>
+            <w:shd w:fill="2B3138" w:color="auto" w:val="clear"/>
+            <w:tcMar>
+              <w:top w:type="dxa" w:w="50"/>
+              <w:left w:type="dxa" w:w="90"/>
+              <w:bottom w:type="dxa" w:w="50"/>
+              <w:right w:type="dxa" w:w="90"/>
+            </w:tcMar>
+          </w:tcPr>
+          <w:p>
+            <w:r>
+              <w:rPr>
+                <w:rFonts w:ascii="Malgun Gothic" w:cs="Malgun Gothic" w:eastAsia="Malgun Gothic" w:hAnsi="Malgun Gothic"/>
+                <w:b/>
+                <w:bCs/>
+                <w:color w:val="FFFFFF"/>
+                <w:sz w:val="16"/>
+                <w:szCs w:val="16"/>
+              </w:rPr>
+              <w:t xml:space="preserve">고가 자율 AMR</w:t>
+            </w:r>
+          </w:p>
+        </w:tc>
+        <w:tc>
+          <w:tcPr>
+            <w:tcW w:type="dxa" w:w="3645"/>
+            <w:shd w:fill="2B3138" w:color="auto" w:val="clear"/>
+            <w:tcMar>
+              <w:top w:type="dxa" w:w="50"/>
+              <w:left w:type="dxa" w:w="90"/>
+              <w:bottom w:type="dxa" w:w="50"/>
+              <w:right w:type="dxa" w:w="90"/>
+            </w:tcMar>
+          </w:tcPr>
+          <w:p>
+            <w:r>
+              <w:rPr>
+                <w:rFonts w:ascii="Malgun Gothic" w:cs="Malgun Gothic" w:eastAsia="Malgun Gothic" w:hAnsi="Malgun Gothic"/>
+                <w:b/>
+                <w:bCs/>
+                <w:color w:val="FFFFFF"/>
+                <w:sz w:val="16"/>
+                <w:szCs w:val="16"/>
+              </w:rPr>
+              <w:t xml:space="preserve">본 시스템</w:t>
+            </w:r>
+          </w:p>
+        </w:tc>
+      </w:tr>
+      <w:tr>
+        <w:trPr>
+          <w:cantSplit/>
+        </w:trPr>
+        <w:tc>
+          <w:tcPr>
+            <w:tcW w:type="dxa" w:w="1276"/>
+            <w:tcMar>
+              <w:top w:type="dxa" w:w="50"/>
+              <w:left w:type="dxa" w:w="90"/>
+              <w:bottom w:type="dxa" w:w="50"/>
+              <w:right w:type="dxa" w:w="90"/>
+            </w:tcMar>
+          </w:tcPr>
+          <w:p>
+            <w:r>
+              <w:rPr>
+                <w:rFonts w:ascii="Malgun Gothic" w:cs="Malgun Gothic" w:eastAsia="Malgun Gothic" w:hAnsi="Malgun Gothic"/>
+                <w:color w:val="22272E"/>
+                <w:sz w:val="16"/>
+                <w:szCs w:val="16"/>
+              </w:rPr>
+              <w:t xml:space="preserve">정지 후 복구</w:t>
+            </w:r>
+          </w:p>
+        </w:tc>
+        <w:tc>
+          <w:tcPr>
+            <w:tcW w:type="dxa" w:w="1640"/>
+            <w:tcMar>
+              <w:top w:type="dxa" w:w="50"/>
+              <w:left w:type="dxa" w:w="90"/>
+              <w:bottom w:type="dxa" w:w="50"/>
+              <w:right w:type="dxa" w:w="90"/>
+            </w:tcMar>
+          </w:tcPr>
+          <w:p>
+            <w:r>
+              <w:rPr>
+                <w:rFonts w:ascii="Malgun Gothic" w:cs="Malgun Gothic" w:eastAsia="Malgun Gothic" w:hAnsi="Malgun Gothic"/>
+                <w:color w:val="22272E"/>
+                <w:sz w:val="16"/>
+                <w:szCs w:val="16"/>
+              </w:rPr>
+              <w:t xml:space="preserve">관리자 현장 출동</w:t>
+            </w:r>
+          </w:p>
+        </w:tc>
+        <w:tc>
+          <w:tcPr>
+            <w:tcW w:type="dxa" w:w="3645"/>
+            <w:tcMar>
+              <w:top w:type="dxa" w:w="50"/>
+              <w:left w:type="dxa" w:w="90"/>
+              <w:bottom w:type="dxa" w:w="50"/>
+              <w:right w:type="dxa" w:w="90"/>
+            </w:tcMar>
+          </w:tcPr>
+          <w:p>
+            <w:r>
+              <w:rPr>
+                <w:rFonts w:ascii="Malgun Gothic" w:cs="Malgun Gothic" w:eastAsia="Malgun Gothic" w:hAnsi="Malgun Gothic"/>
+                <w:color w:val="22272E"/>
+                <w:sz w:val="16"/>
+                <w:szCs w:val="16"/>
+              </w:rPr>
+              <w:t xml:space="preserve">자체 재탐색 (복잡 환경 교착 가능)</w:t>
+            </w:r>
+          </w:p>
+        </w:tc>
+        <w:tc>
+          <w:tcPr>
+            <w:tcW w:type="dxa" w:w="3645"/>
+            <w:tcMar>
+              <w:top w:type="dxa" w:w="50"/>
+              <w:left w:type="dxa" w:w="90"/>
+              <w:bottom w:type="dxa" w:w="50"/>
+              <w:right w:type="dxa" w:w="90"/>
+            </w:tcMar>
+          </w:tcPr>
+          <w:p>
+            <w:r>
+              <w:rPr>
+                <w:rFonts w:ascii="Malgun Gothic" w:cs="Malgun Gothic" w:eastAsia="Malgun Gothic" w:hAnsi="Malgun Gothic"/>
+                <w:color w:val="22272E"/>
+                <w:sz w:val="16"/>
+                <w:szCs w:val="16"/>
+              </w:rPr>
+              <w:t xml:space="preserve">관제석에서 VR 원격 개입</w:t>
+            </w:r>
+          </w:p>
+        </w:tc>
+      </w:tr>
+      <w:tr>
+        <w:trPr>
+          <w:cantSplit/>
+        </w:trPr>
+        <w:tc>
+          <w:tcPr>
+            <w:tcW w:type="dxa" w:w="1276"/>
+            <w:shd w:fill="F3F5F7" w:color="auto" w:val="clear"/>
+            <w:tcMar>
+              <w:top w:type="dxa" w:w="50"/>
+              <w:left w:type="dxa" w:w="90"/>
+              <w:bottom w:type="dxa" w:w="50"/>
+              <w:right w:type="dxa" w:w="90"/>
+            </w:tcMar>
+          </w:tcPr>
+          <w:p>
+            <w:r>
+              <w:rPr>
+                <w:rFonts w:ascii="Malgun Gothic" w:cs="Malgun Gothic" w:eastAsia="Malgun Gothic" w:hAnsi="Malgun Gothic"/>
+                <w:color w:val="22272E"/>
+                <w:sz w:val="16"/>
+                <w:szCs w:val="16"/>
+              </w:rPr>
+              <w:t xml:space="preserve">안전 판단</w:t>
+            </w:r>
+          </w:p>
+        </w:tc>
+        <w:tc>
+          <w:tcPr>
+            <w:tcW w:type="dxa" w:w="1640"/>
+            <w:shd w:fill="F3F5F7" w:color="auto" w:val="clear"/>
+            <w:tcMar>
+              <w:top w:type="dxa" w:w="50"/>
+              <w:left w:type="dxa" w:w="90"/>
+              <w:bottom w:type="dxa" w:w="50"/>
+              <w:right w:type="dxa" w:w="90"/>
+            </w:tcMar>
+          </w:tcPr>
+          <w:p>
+            <w:r>
+              <w:rPr>
+                <w:rFonts w:ascii="Malgun Gothic" w:cs="Malgun Gothic" w:eastAsia="Malgun Gothic" w:hAnsi="Malgun Gothic"/>
+                <w:color w:val="22272E"/>
+                <w:sz w:val="16"/>
+                <w:szCs w:val="16"/>
+              </w:rPr>
+              <w:t xml:space="preserve">범퍼·2D 정지</w:t>
+            </w:r>
+          </w:p>
+        </w:tc>
+        <w:tc>
+          <w:tcPr>
+            <w:tcW w:type="dxa" w:w="3645"/>
+            <w:shd w:fill="F3F5F7" w:color="auto" w:val="clear"/>
+            <w:tcMar>
+              <w:top w:type="dxa" w:w="50"/>
+              <w:left w:type="dxa" w:w="90"/>
+              <w:bottom w:type="dxa" w:w="50"/>
+              <w:right w:type="dxa" w:w="90"/>
+            </w:tcMar>
+          </w:tcPr>
+          <w:p>
+            <w:r>
+              <w:rPr>
+                <w:rFonts w:ascii="Malgun Gothic" w:cs="Malgun Gothic" w:eastAsia="Malgun Gothic" w:hAnsi="Malgun Gothic"/>
+                <w:color w:val="22272E"/>
+                <w:sz w:val="16"/>
+                <w:szCs w:val="16"/>
+              </w:rPr>
+              <w:t xml:space="preserve">3D 센서 자율 판단</w:t>
+            </w:r>
+          </w:p>
+        </w:tc>
+        <w:tc>
+          <w:tcPr>
+            <w:tcW w:type="dxa" w:w="3645"/>
+            <w:shd w:fill="F3F5F7" w:color="auto" w:val="clear"/>
+            <w:tcMar>
+              <w:top w:type="dxa" w:w="50"/>
+              <w:left w:type="dxa" w:w="90"/>
+              <w:bottom w:type="dxa" w:w="50"/>
+              <w:right w:type="dxa" w:w="90"/>
+            </w:tcMar>
+          </w:tcPr>
+          <w:p>
+            <w:r>
+              <w:rPr>
+                <w:rFonts w:ascii="Malgun Gothic" w:cs="Malgun Gothic" w:eastAsia="Malgun Gothic" w:hAnsi="Malgun Gothic"/>
+                <w:color w:val="22272E"/>
+                <w:sz w:val="16"/>
+                <w:szCs w:val="16"/>
+              </w:rPr>
+              <w:t xml:space="preserve">정지 우선 게이트 + 사람 최종 판단</w:t>
+            </w:r>
+          </w:p>
+        </w:tc>
+      </w:tr>
+      <w:tr>
+        <w:trPr>
+          <w:cantSplit/>
+        </w:trPr>
+        <w:tc>
+          <w:tcPr>
+            <w:tcW w:type="dxa" w:w="1276"/>
+            <w:tcMar>
+              <w:top w:type="dxa" w:w="50"/>
+              <w:left w:type="dxa" w:w="90"/>
+              <w:bottom w:type="dxa" w:w="50"/>
+              <w:right w:type="dxa" w:w="90"/>
+            </w:tcMar>
+          </w:tcPr>
+          <w:p>
+            <w:r>
+              <w:rPr>
+                <w:rFonts w:ascii="Malgun Gothic" w:cs="Malgun Gothic" w:eastAsia="Malgun Gothic" w:hAnsi="Malgun Gothic"/>
+                <w:color w:val="22272E"/>
+                <w:sz w:val="16"/>
+                <w:szCs w:val="16"/>
+              </w:rPr>
+              <w:t xml:space="preserve">도입 방식</w:t>
+            </w:r>
+          </w:p>
+        </w:tc>
+        <w:tc>
+          <w:tcPr>
+            <w:tcW w:type="dxa" w:w="1640"/>
+            <w:tcMar>
+              <w:top w:type="dxa" w:w="50"/>
+              <w:left w:type="dxa" w:w="90"/>
+              <w:bottom w:type="dxa" w:w="50"/>
+              <w:right w:type="dxa" w:w="90"/>
+            </w:tcMar>
+          </w:tcPr>
+          <w:p>
+            <w:r>
+              <w:rPr>
+                <w:rFonts w:ascii="Malgun Gothic" w:cs="Malgun Gothic" w:eastAsia="Malgun Gothic" w:hAnsi="Malgun Gothic"/>
+                <w:color w:val="22272E"/>
+                <w:sz w:val="16"/>
+                <w:szCs w:val="16"/>
+              </w:rPr>
+              <w:t xml:space="preserve">기체 도입</w:t>
+            </w:r>
+          </w:p>
+        </w:tc>
+        <w:tc>
+          <w:tcPr>
+            <w:tcW w:type="dxa" w:w="3645"/>
+            <w:tcMar>
+              <w:top w:type="dxa" w:w="50"/>
+              <w:left w:type="dxa" w:w="90"/>
+              <w:bottom w:type="dxa" w:w="50"/>
+              <w:right w:type="dxa" w:w="90"/>
+            </w:tcMar>
+          </w:tcPr>
+          <w:p>
+            <w:r>
+              <w:rPr>
+                <w:rFonts w:ascii="Malgun Gothic" w:cs="Malgun Gothic" w:eastAsia="Malgun Gothic" w:hAnsi="Malgun Gothic"/>
+                <w:color w:val="22272E"/>
+                <w:sz w:val="16"/>
+                <w:szCs w:val="16"/>
+              </w:rPr>
+              <w:t xml:space="preserve">고가 센서 기체 신규 도입</w:t>
+            </w:r>
+          </w:p>
+        </w:tc>
+        <w:tc>
+          <w:tcPr>
+            <w:tcW w:type="dxa" w:w="3645"/>
+            <w:tcMar>
+              <w:top w:type="dxa" w:w="50"/>
+              <w:left w:type="dxa" w:w="90"/>
+              <w:bottom w:type="dxa" w:w="50"/>
+              <w:right w:type="dxa" w:w="90"/>
+            </w:tcMar>
+          </w:tcPr>
+          <w:p>
+            <w:r>
+              <w:rPr>
+                <w:rFonts w:ascii="Malgun Gothic" w:cs="Malgun Gothic" w:eastAsia="Malgun Gothic" w:hAnsi="Malgun Gothic"/>
+                <w:color w:val="22272E"/>
+                <w:sz w:val="16"/>
+                <w:szCs w:val="16"/>
+              </w:rPr>
+              <w:t xml:space="preserve">기존 기체 + 소프트웨어</w:t>
+            </w:r>
+          </w:p>
+        </w:tc>
+      </w:tr>
+    </w:tbl>
+    <w:p>
+      <w:pPr>
+        <w:spacing w:after="60"/>
+      </w:pPr>
+    </w:p>
+    <w:p>
+      <w:pPr>
+        <w:pStyle w:val="Heading2"/>
+        <w:keepNext/>
+        <w:keepLines/>
+        <w:spacing w:after="60" w:before="160"/>
+      </w:pPr>
+      <w:r>
+        <w:rPr>
+          <w:rFonts w:ascii="Malgun Gothic" w:cs="Malgun Gothic" w:eastAsia="Malgun Gothic" w:hAnsi="Malgun Gothic"/>
+          <w:b/>
+          <w:bCs/>
+          <w:color w:val="22272E"/>
+          <w:sz w:val="21"/>
+          <w:szCs w:val="21"/>
+        </w:rPr>
+        <w:t xml:space="preserve">5.3 한계와 발전 로드맵</w:t>
       </w:r>
     </w:p>
     <w:p>
@@ -4098,7 +5057,37 @@
           <w:sz w:val="18"/>
           <w:szCs w:val="18"/>
         </w:rPr>
-        <w:t xml:space="preserve">rosbridge는 인증이 없어 시연망을 분리해야 한다. 정지 시간 단축 효과는 현장 측정이 필요하다.</w:t>
+        <w:t xml:space="preserve">rosbridge는 인증이 없어 시연망을 분리해야 한다. 정지 시간 단축 효과(MTBI)는 현장 측정이 필요하다.</w:t>
+      </w:r>
+    </w:p>
+    <w:p>
+      <w:pPr>
+        <w:pStyle w:val="ListParagraph"/>
+        <w:numPr>
+          <w:ilvl w:val="0"/>
+          <w:numId w:val="2"/>
+        </w:numPr>
+        <w:spacing w:after="40"/>
+      </w:pPr>
+      <w:r>
+        <w:rPr>
+          <w:rFonts w:ascii="Malgun Gothic" w:cs="Malgun Gothic" w:eastAsia="Malgun Gothic" w:hAnsi="Malgun Gothic"/>
+          <w:b/>
+          <w:bCs/>
+          <w:color w:val="22272E"/>
+          <w:sz w:val="18"/>
+          <w:szCs w:val="18"/>
+        </w:rPr>
+        <w:t xml:space="preserve">로드맵</w:t>
+      </w:r>
+      <w:r>
+        <w:rPr>
+          <w:rFonts w:ascii="Malgun Gothic" w:cs="Malgun Gothic" w:eastAsia="Malgun Gothic" w:hAnsi="Malgun Gothic"/>
+          <w:color w:val="22272E"/>
+          <w:sz w:val="18"/>
+          <w:szCs w:val="18"/>
+        </w:rPr>
+        <w:t xml:space="preserve">: 깊이 카메라 융합으로 높이 사각 보완 → SLAM 위치 보정 → 다대 교착 시 우선순위 자동 판단(플릿 관리 연동).</w:t>
       </w:r>
     </w:p>
     <w:p>
@@ -4213,6 +5202,44 @@
           <w:szCs w:val="18"/>
         </w:rPr>
         <w:t xml:space="preserve">V. Sezer, M. Gokasan, "Follow the Gap Method," Robotics and Autonomous Systems 60(9), 2012.</w:t>
+      </w:r>
+    </w:p>
+    <w:p>
+      <w:pPr>
+        <w:pStyle w:val="ListParagraph"/>
+        <w:numPr>
+          <w:ilvl w:val="0"/>
+          <w:numId w:val="4"/>
+        </w:numPr>
+        <w:spacing w:after="40"/>
+      </w:pPr>
+      <w:r>
+        <w:rPr>
+          <w:rFonts w:ascii="Malgun Gothic" w:cs="Malgun Gothic" w:eastAsia="Malgun Gothic" w:hAnsi="Malgun Gothic"/>
+          <w:color w:val="22272E"/>
+          <w:sz w:val="18"/>
+          <w:szCs w:val="18"/>
+        </w:rPr>
+        <w:t xml:space="preserve">"AutoInspect: Towards Long-Term Autonomous Industrial Inspection," arXiv:2404.12785, 2024 (MTBI 정의·장기 운용 사례).</w:t>
+      </w:r>
+    </w:p>
+    <w:p>
+      <w:pPr>
+        <w:pStyle w:val="ListParagraph"/>
+        <w:numPr>
+          <w:ilvl w:val="0"/>
+          <w:numId w:val="4"/>
+        </w:numPr>
+        <w:spacing w:after="40"/>
+      </w:pPr>
+      <w:r>
+        <w:rPr>
+          <w:rFonts w:ascii="Malgun Gothic" w:cs="Malgun Gothic" w:eastAsia="Malgun Gothic" w:hAnsi="Malgun Gothic"/>
+          <w:color w:val="22272E"/>
+          <w:sz w:val="18"/>
+          <w:szCs w:val="18"/>
+        </w:rPr>
+        <w:t xml:space="preserve">VDI 2710 Blatt 5, 「Abnahmeregeln für Fahrerlose Transportsysteme (FTS)」 — AGV 인수 시험(가용률·성능), VDI.</w:t>
       </w:r>
     </w:p>
     <w:sectPr>
